--- a/cv/ukceh/Andrea_Piccolo_CV_ukceh.docx
+++ b/cv/ukceh/Andrea_Piccolo_CV_ukceh.docx
@@ -100,7 +100,7 @@
         <w:spacing w:after="60"/>
       </w:pPr>
       <w:r>
-        <w:t>Python developer with ten years building and maintaining scientific software that other researchers run: an open-source finite element package with CI, automated tests and documentation; data pipelines that turned 20 TB of simulation output into 200 GB of public databases; and automated HPC simulation campaigns of 7,000 runs. Moving from research into software engineering. Works best in a team with regular planning and feedback.</w:t>
+        <w:t>Python developer with ten years building and maintaining scientific software that other researchers run: an open-source finite element package with CI, automated tests and documentation; data pipelines that turned 20 TB of simulation output into 200 GB of public databases; and automated HPC. Moving from research into software engineering. Works best in a team with regular planning and feedback.</w:t>
       </w:r>
     </w:p>
     <w:p>
@@ -196,6 +196,9 @@
       </w:r>
       <w:proofErr w:type="spellEnd"/>
       <w:r>
+        <w:t xml:space="preserve"> (symbolic finite element package)</w:t>
+      </w:r>
+      <w:r>
         <w:t>.</w:t>
       </w:r>
     </w:p>
@@ -235,15 +238,13 @@
         <w:spacing w:after="30"/>
       </w:pPr>
       <w:r>
-        <w:t xml:space="preserve">Integrated test routines to validate the numerical simulation against benchmarks, including the van </w:t>
-      </w:r>
-      <w:proofErr w:type="spellStart"/>
-      <w:r>
-        <w:t>Keken</w:t>
-      </w:r>
-      <w:proofErr w:type="spellEnd"/>
-      <w:r>
-        <w:t xml:space="preserve"> et al. community benchmark.</w:t>
+        <w:t xml:space="preserve">Integrated test routines to validate the numerical simulation against </w:t>
+      </w:r>
+      <w:r>
+        <w:t xml:space="preserve">community </w:t>
+      </w:r>
+      <w:r>
+        <w:t>benchmarks.</w:t>
       </w:r>
     </w:p>
     <w:p>
@@ -656,6 +657,7 @@
           <w:b/>
           <w:bCs/>
         </w:rPr>
+        <w:lastRenderedPageBreak/>
         <w:t>PhD in Computational Geodynamics, Johannes Gutenberg University Mainz</w:t>
       </w:r>
       <w:r>
@@ -821,7 +823,6 @@
           <w:b/>
           <w:bCs/>
         </w:rPr>
-        <w:lastRenderedPageBreak/>
         <w:t xml:space="preserve">Python libraries: </w:t>
       </w:r>
       <w:r>
@@ -887,7 +888,7 @@
         <w:t xml:space="preserve">AI-assisted development: </w:t>
       </w:r>
       <w:r>
-        <w:t>Claude Code, used daily for writing, testing, debugging, reviewing and reading unfamiliar code.</w:t>
+        <w:t>Claude Code, used daily for testing, debugging, reviewing and reading unfamiliar code.</w:t>
       </w:r>
     </w:p>
     <w:p>
